--- a/app/plantillas/MONO NEGOCIOS 77096809-7/CONTRATO Garzon Extranjero (PT-FT).docx
+++ b/app/plantillas/MONO NEGOCIOS 77096809-7/CONTRATO Garzon Extranjero (PT-FT).docx
@@ -4549,7 +4549,22 @@
         <w:rPr>
           <w:b/>
         </w:rPr>
-        <w:t xml:space="preserve">DÉCIMO SEGUNDO: CLÁUSULAS ESPECIALES (TRABAJADOR EXTRANJERO). </w:t>
+        <w:t xml:space="preserve">DÉCIMO SEGUNDO: PREVISIÓN Y SALUD. </w:t>
+      </w:r>
+      <w:r>
+        <w:t>Se deja constancia que el trabajador cotizará en {PREVISION} y en el sistema de salud {INSTITUCION_SALUD}.</w:t>
+      </w:r>
+    </w:p>
+    <w:p/>
+    <w:p>
+      <w:pPr>
+        <w:jc w:val="both"/>
+      </w:pPr>
+      <w:r>
+        <w:rPr>
+          <w:b/>
+        </w:rPr>
+        <w:t xml:space="preserve">DÉCIMO TERCERO: CLÁUSULAS ESPECIALES (TRABAJADOR EXTRANJERO). </w:t>
       </w:r>
       <w:r>
         <w:t>Se establecen las siguientes:</w:t>
@@ -4600,7 +4615,7 @@
         <w:rPr>
           <w:b/>
         </w:rPr>
-        <w:t xml:space="preserve">DÉCIMO TERCERO: </w:t>
+        <w:t xml:space="preserve">DÉCIMO CUARTO: </w:t>
       </w:r>
       <w:r>
         <w:t>Para todos los efectos legales derivados de este contrato, las partes fijan su domicilio en la ciudad y comuna de Viña del Mar, sometiéndose a la jurisdicción y competencia de sus Tribunales de Justicia.</w:t>
@@ -4615,7 +4630,7 @@
         <w:rPr>
           <w:b/>
         </w:rPr>
-        <w:t xml:space="preserve">DÉCIMO CUARTO: </w:t>
+        <w:t xml:space="preserve">DÉCIMO QUINTO: </w:t>
       </w:r>
       <w:r>
         <w:t>Se suscribe este instrumento en dos ejemplares de igual tenor, quedando uno de ellos en poder del empleador y el restante en poder del trabajador, quien declara recibirlo en este acto.</w:t>
